--- a/项目说明.docx
+++ b/项目说明.docx
@@ -21,7 +21,7 @@
     </w:p>
     <w:p>
       <w:r>
-        <w:t>面向大学生科创竞赛团队的端到端多Agent系统，基于LangGraph+Flask开发，实现赛事规则解析、创意同质化检测、申报书智能生成/优化、模拟评委评审全流程自动化，降低学生参赛门槛。</w:t>
+        <w:t>面向大学生科创竞赛团队的端到端多智能体系统，基于 Flask + LangGraph 多智能体编排开发，实现赛事规则解析、创意同质化检测、申报书智能生成/优化、模拟评委评审全流程自动化，降低学生参赛门槛。</w:t>
       </w:r>
     </w:p>
     <w:p>
@@ -50,7 +50,7 @@
         <w:pStyle w:val="ListBullet"/>
       </w:pPr>
       <w:r>
-        <w:t>• 核心引擎：4个Agent串行处理（规则解析→同质化检测→文稿生成→评委评审）</w:t>
+        <w:t>• 核心引擎：多智能体并行协作（规则解析→同质化检测→文稿生成→评委评审）</w:t>
       </w:r>
     </w:p>
     <w:p>
@@ -58,7 +58,7 @@
         <w:pStyle w:val="ListBullet"/>
       </w:pPr>
       <w:r>
-        <w:t>• 版本区分：简洁版30秒快速出结果，深度版1-2分钟全面分析</w:t>
+        <w:t>• 版本区分：简洁版约1-2分钟快速出结果，深度版约3-5分钟全面分析</w:t>
       </w:r>
     </w:p>
     <w:p>
@@ -103,7 +103,7 @@
         <w:pStyle w:val="ListNumber"/>
       </w:pPr>
       <w:r>
-        <w:t>3. LangGraph引擎层：多Agent工作流编排，任务自动流转</w:t>
+        <w:t>3. 多智能体编排层：多Agent工作流编排（可并行环节并行，如深度版写作拆两段并行）</w:t>
       </w:r>
     </w:p>
     <w:p>
@@ -251,7 +251,7 @@
           </w:tcPr>
           <w:p>
             <w:r>
-              <w:t>约30秒</w:t>
+              <w:t>约1-2分钟</w:t>
             </w:r>
           </w:p>
         </w:tc>
@@ -261,7 +261,7 @@
           </w:tcPr>
           <w:p>
             <w:r>
-              <w:t>约1-2分钟</w:t>
+              <w:t>约3-5分钟</w:t>
             </w:r>
           </w:p>
         </w:tc>
@@ -347,7 +347,7 @@
           </w:tcPr>
           <w:p>
             <w:r>
-              <w:t>500字精简</w:t>
+              <w:t>2000~4000字级</w:t>
             </w:r>
           </w:p>
         </w:tc>
@@ -357,7 +357,7 @@
           </w:tcPr>
           <w:p>
             <w:r>
-              <w:t>2000字完整</w:t>
+              <w:t>12000字级</w:t>
             </w:r>
           </w:p>
         </w:tc>
